--- a/module-1/crippen-assignment1_3.docx
+++ b/module-1/crippen-assignment1_3.docx
@@ -273,31 +273,7 @@
         <w:jc w:val="center"/>
       </w:pPr>
     </w:p>
-    <w:p>
-      <w:pPr>
-        <w:jc w:val="center"/>
-      </w:pPr>
-    </w:p>
-    <w:p>
-      <w:pPr>
-        <w:jc w:val="center"/>
-      </w:pPr>
-    </w:p>
-    <w:p>
-      <w:pPr>
-        <w:jc w:val="center"/>
-      </w:pPr>
-    </w:p>
-    <w:p>
-      <w:pPr>
-        <w:jc w:val="center"/>
-      </w:pPr>
-    </w:p>
-    <w:p>
-      <w:pPr>
-        <w:jc w:val="center"/>
-      </w:pPr>
-    </w:p>
+    <w:p/>
     <w:sectPr>
       <w:headerReference w:type="default" r:id="rId12"/>
       <w:pgSz w:w="12240" w:h="15840"/>
